--- a/testakten/robotikrecht-roboterflotte-vellbruck-muenchen/09_ki_vo_klassifizierung_und_zweckwechsel.docx
+++ b/testakten/robotikrecht-roboterflotte-vellbruck-muenchen/09_ki_vo_klassifizierung_und_zweckwechsel.docx
@@ -37,7 +37,7 @@
         <w:jc w:val="left"/>
       </w:pPr>
       <w:r>
-        <w:t>Dieses Aktenstück betrifft Art.-3-Prüfung, Sicherheitskomponente, Anhang III Beschäftigung/Pflege. Es ist nicht abschließend freigegeben. Die technische Seite spricht in Versionen, Tickets und Parametern; die rechtliche Seite muss daraus Rollen, Zweckbestimmung, Pflichtenkreis und Beweisrisiko bilden.</w:t>
+        <w:t>Dieser Vermerk prüft die Einstufung der Vellbruck-Produkte unter der KI-Verordnung und die Folgen des eigenmächtigen Zweckwechsels durch den Betreiber. Ergebnisoffen bleibt, ob die Flottensteuerung als Hochrisiko-System einzuordnen ist.</w:t>
       </w:r>
     </w:p>
     <w:p>
@@ -56,13 +56,7 @@
         <w:pStyle w:val="ListBullet"/>
       </w:pPr>
       <w:r>
-        <w:rPr>
-          <w:b/>
-        </w:rPr>
-        <w:t>Art.-3-Prüfung:</w:t>
-      </w:r>
-      <w:r>
-        <w:t xml:space="preserve"> Die Akte enthält hierzu widersprüchliche Hinweise. Für die rechtliche Bewertung muss geklärt werden, ob die Aussage aus Vertrag, Anleitung, Produktakte, Marketing, Logdaten oder nachträglicher Krisenkommunikation stammt.</w:t>
+        <w:t>Art.-3-Prüfung: Objekterkennung und Routenplanung erfüllen die Merkmale eines KI-Systems; die regelbasierte Not-Halt-Logik für sich genommen nicht.</w:t>
       </w:r>
     </w:p>
     <w:p>
@@ -70,13 +64,7 @@
         <w:pStyle w:val="ListBullet"/>
       </w:pPr>
       <w:r>
-        <w:rPr>
-          <w:b/>
-        </w:rPr>
-        <w:t>Sicherheitskomponente:</w:t>
-      </w:r>
-      <w:r>
-        <w:t xml:space="preserve"> Die Akte enthält hierzu widersprüchliche Hinweise. Für die rechtliche Bewertung muss geklärt werden, ob die Aussage aus Vertrag, Anleitung, Produktakte, Marketing, Logdaten oder nachträglicher Krisenkommunikation stammt.</w:t>
+        <w:t>Sicherheitskomponente: Dient die KI-Objekterkennung als Sicherheitskomponente eines maschinenrechtlich regulierten Produkts, rückt das System in die Hochrisiko-Kategorie.</w:t>
       </w:r>
     </w:p>
     <w:p>
@@ -84,13 +72,7 @@
         <w:pStyle w:val="ListBullet"/>
       </w:pPr>
       <w:r>
-        <w:rPr>
-          <w:b/>
-        </w:rPr>
-        <w:t>Anhang III Beschäftigung/Pflege:</w:t>
-      </w:r>
-      <w:r>
-        <w:t xml:space="preserve"> Die Akte enthält hierzu widersprüchliche Hinweise. Für die rechtliche Bewertung muss geklärt werden, ob die Aussage aus Vertrag, Anleitung, Produktakte, Marketing, Logdaten oder nachträglicher Krisenkommunikation stammt.</w:t>
+        <w:t>Anhang III Beschäftigung/Pflege: Die Emotionserkennung von AtlasCare im Arbeitsumfeld der Pflegekräfte berührt zusätzlich die Fallgruppen zu Beschäftigten und Emotionserkennung.</w:t>
       </w:r>
     </w:p>
     <w:p>
@@ -98,13 +80,7 @@
         <w:pStyle w:val="ListBullet"/>
       </w:pPr>
       <w:r>
-        <w:rPr>
-          <w:b/>
-        </w:rPr>
-        <w:t>Zweckänderung durch Betreiber:</w:t>
-      </w:r>
-      <w:r>
-        <w:t xml:space="preserve"> Die Akte enthält hierzu widersprüchliche Hinweise. Für die rechtliche Bewertung muss geklärt werden, ob die Aussage aus Vertrag, Anleitung, Produktakte, Marketing, Logdaten oder nachträglicher Krisenkommunikation stammt.</w:t>
+        <w:t>Zweckänderung durch Betreiber: Wer ein System unter eigenem Namen wesentlich verändert oder zweckentfremdet betreibt, kann selbst in Anbieterpflichten einrücken; die Schutzfeldreduzierung des Betreibers ist der Testfall.</w:t>
       </w:r>
     </w:p>
     <w:p>
@@ -112,13 +88,7 @@
         <w:pStyle w:val="ListBullet"/>
       </w:pPr>
       <w:r>
-        <w:rPr>
-          <w:b/>
-        </w:rPr>
-        <w:t>Human Oversight:</w:t>
-      </w:r>
-      <w:r>
-        <w:t xml:space="preserve"> Die Akte enthält hierzu widersprüchliche Hinweise. Für die rechtliche Bewertung muss geklärt werden, ob die Aussage aus Vertrag, Anleitung, Produktakte, Marketing, Logdaten oder nachträglicher Krisenkommunikation stammt.</w:t>
+        <w:t>Human Oversight: Das Oversight-Konzept sieht menschliche Eingriffsmöglichkeit über Leitstand und Not-Halt vor; am Unfalltag war der Leitstand zeitweise unbesetzt.</w:t>
       </w:r>
     </w:p>
     <w:p>
@@ -137,7 +107,7 @@
         <w:jc w:val="left"/>
       </w:pPr>
       <w:r>
-        <w:t>Die Unterlage ist bewusst nicht glatt: Vertrieb, Technik, Datenschutz, Qualitätssicherung und Geschäftsführung verwenden nicht immer dieselben Produktnamen. Gerade daraus entsteht das juristische Problem, weil Zweckbestimmung, tatsächliche Nutzung, Werbeaussage und Updatepraxis auseinanderlaufen.</w:t>
+        <w:t>Die Objekterkennung der LumaMove-Flotte und die Indikatorfunktionen von AtlasCare sind KI-Systeme im Sinne der Begriffsbestimmung; die Flottensteuerung wirkt auf physische Sicherheit, AtlasCare berührt Pflege und Beschäftigtenumfeld.</w:t>
       </w:r>
     </w:p>
     <w:p>
@@ -145,23 +115,7 @@
         <w:jc w:val="left"/>
       </w:pPr>
       <w:r>
-        <w:t>Für die rechtliche Bewertung müssen die technischen Annahmen jeweils mit der Produktakte abgeglichen werden. Eine Risikobeurteilung, die nur den Laborzustand beschreibt, trägt den Pilotbetrieb im Lager oder im Pflegezimmer nicht automatisch.</w:t>
-      </w:r>
-    </w:p>
-    <w:p>
-      <w:pPr>
-        <w:jc w:val="left"/>
-      </w:pPr>
-      <w:r>
-        <w:t>Die Akte enthält mehrere Spuren, die sich gegenseitig widersprechen: Der Betreiber spricht von einem autonomen Flottensystem, die CE-Unterlage von einem assistierten Transportmittel, die Marketingfolien von lernender Umgebungserkennung und die Bedienungsanleitung von festen Sicherheitszonen.</w:t>
-      </w:r>
-    </w:p>
-    <w:p>
-      <w:pPr>
-        <w:jc w:val="left"/>
-      </w:pPr>
-      <w:r>
-        <w:t>Die Kanzlei soll keine finale technische Konformität bescheinigen, sondern entscheiden, welche Unterlagen fehlen, welche Sofortmaßnahmen nötig sind und welche Aussagen gegenüber Behörde, Kunden, Versicherer und Betroffenen vertretbar sind.</w:t>
+        <w:t>Der Betreiber hat durch die Schutzfeldänderung die Systemauslegung verändert; ob darin eine wesentliche Änderung liegt, die Betreiberpflichten auslöst, ist zentraler Streitpunkt.</w:t>
       </w:r>
     </w:p>
     <w:p>
@@ -180,10 +134,7 @@
         <w:pStyle w:val="Heading3"/>
       </w:pPr>
       <w:r>
-        <w:rPr>
-          <w:rFonts w:ascii="Times New Roman" w:hAnsi="Times New Roman"/>
-        </w:rPr>
-        <w:t>Punkt 1</w:t>
+        <w:t>Art.-3-Prüfung</w:t>
       </w:r>
     </w:p>
     <w:p>
@@ -191,7 +142,15 @@
         <w:jc w:val="left"/>
       </w:pPr>
       <w:r>
-        <w:t>Im Gespräch mit Leonie Rottkamp, Bertram Kiendl und Jasper Rodenwald wurde deutlich, dass die Produktlinie nicht mit einer einzigen rechtlichen Schublade erfasst werden kann. Die Vellbruck Robotics GmbH liefert Hardware, Steuerungssoftware, Cloudfunktionen, Wartung und gelegentlich eine kundenspezifische Parametrisierung. Beim Betreiber Münchner Feinlogistik GmbH wurden Schutzfelder verändert, ohne dass klar ist, ob dies vom Admin-Panel gedeckt oder nur technisch möglich war. Der Pflegepilot im St.-Ludgerus-Klinikum München-Sendling verschärft die Lage, weil dort Sensorik, vulnerable Personen und medizinische Nähe zusammentreffen.</w:t>
+        <w:t>Die Systemgrenzen werden komponentenweise dokumentiert, damit die Einstufung nicht pauschal die gesamte Plattform erfasst; Grundlage ist die Architekturskizze aus Aktenstück 17.</w:t>
+      </w:r>
+    </w:p>
+    <w:p>
+      <w:pPr>
+        <w:pStyle w:val="Heading3"/>
+      </w:pPr>
+      <w:r>
+        <w:t>Sicherheitskomponente</w:t>
       </w:r>
     </w:p>
     <w:p>
@@ -199,7 +158,7 @@
         <w:jc w:val="left"/>
       </w:pPr>
       <w:r>
-        <w:t>Für die anwaltliche Bearbeitung sollte zu diesem Punkt eine Belegspur angelegt werden: Dokument, Version, Datum, Verfasser, technische Quelle, rechtliche Relevanz und offene Rückfrage. Besonders gefährlich sind Formulierungen wie „selbstlernend“, „voll autonom“, „MDR-ready“, „sicher ohne Schutzzaun“ oder „keine personenbezogenen Daten“, wenn die technische Dokumentation das nicht trägt.</w:t>
+        <w:t>Zu klären ist, ob die Schutzfeldüberwachung allein sensorbasiert-deterministisch arbeitet oder ob KI-Ausgaben sicherheitsrelevant durchgreifen; die Antwort bestimmt den Konformitätspfad.</w:t>
       </w:r>
     </w:p>
     <w:p>
@@ -207,10 +166,7 @@
         <w:pStyle w:val="Heading3"/>
       </w:pPr>
       <w:r>
-        <w:rPr>
-          <w:rFonts w:ascii="Times New Roman" w:hAnsi="Times New Roman"/>
-        </w:rPr>
-        <w:t>Punkt 2</w:t>
+        <w:t>Anhang III Beschäftigung/Pflege</w:t>
       </w:r>
     </w:p>
     <w:p>
@@ -218,7 +174,15 @@
         <w:jc w:val="left"/>
       </w:pPr>
       <w:r>
-        <w:t>Im Gespräch mit Leonie Rottkamp, Bertram Kiendl und Jasper Rodenwald wurde deutlich, dass die Produktlinie nicht mit einer einzigen rechtlichen Schublade erfasst werden kann. Die Vellbruck Robotics GmbH liefert Hardware, Steuerungssoftware, Cloudfunktionen, Wartung und gelegentlich eine kundenspezifische Parametrisierung. Beim Betreiber Münchner Feinlogistik GmbH wurden Schutzfelder verändert, ohne dass klar ist, ob dies vom Admin-Panel gedeckt oder nur technisch möglich war. Der Pflegepilot im St.-Ludgerus-Klinikum München-Sendling verschärft die Lage, weil dort Sensorik, vulnerable Personen und medizinische Nähe zusammentreffen.</w:t>
+        <w:t>Für die Indikatorfunktionen wird geprüft, ob ein Verbotstatbestand oder eine Hochrisiko-Einstufung greift; bis dahin bleibt die Funktion deaktiviert, siehe Aktenstück 07.</w:t>
+      </w:r>
+    </w:p>
+    <w:p>
+      <w:pPr>
+        <w:pStyle w:val="Heading3"/>
+      </w:pPr>
+      <w:r>
+        <w:t>Zweckänderung durch Betreiber</w:t>
       </w:r>
     </w:p>
     <w:p>
@@ -226,7 +190,7 @@
         <w:jc w:val="left"/>
       </w:pPr>
       <w:r>
-        <w:t>Für die anwaltliche Bearbeitung sollte zu diesem Punkt eine Belegspur angelegt werden: Dokument, Version, Datum, Verfasser, technische Quelle, rechtliche Relevanz und offene Rückfrage. Besonders gefährlich sind Formulierungen wie „selbstlernend“, „voll autonom“, „MDR-ready“, „sicher ohne Schutzzaun“ oder „keine personenbezogenen Daten“, wenn die technische Dokumentation das nicht trägt.</w:t>
+        <w:t>Der Vortrag gegenüber Behörde und Versicherer stellt die Betreiberänderung als eigenverantwortliche Systemveränderung dar, ohne die eigene Dokumentationslücke zu verschweigen.</w:t>
       </w:r>
     </w:p>
     <w:p>
@@ -234,10 +198,7 @@
         <w:pStyle w:val="Heading3"/>
       </w:pPr>
       <w:r>
-        <w:rPr>
-          <w:rFonts w:ascii="Times New Roman" w:hAnsi="Times New Roman"/>
-        </w:rPr>
-        <w:t>Punkt 3</w:t>
+        <w:t>Human Oversight</w:t>
       </w:r>
     </w:p>
     <w:p>
@@ -245,123 +206,7 @@
         <w:jc w:val="left"/>
       </w:pPr>
       <w:r>
-        <w:t>Im Gespräch mit Leonie Rottkamp, Bertram Kiendl und Jasper Rodenwald wurde deutlich, dass die Produktlinie nicht mit einer einzigen rechtlichen Schublade erfasst werden kann. Die Vellbruck Robotics GmbH liefert Hardware, Steuerungssoftware, Cloudfunktionen, Wartung und gelegentlich eine kundenspezifische Parametrisierung. Beim Betreiber Münchner Feinlogistik GmbH wurden Schutzfelder verändert, ohne dass klar ist, ob dies vom Admin-Panel gedeckt oder nur technisch möglich war. Der Pflegepilot im St.-Ludgerus-Klinikum München-Sendling verschärft die Lage, weil dort Sensorik, vulnerable Personen und medizinische Nähe zusammentreffen.</w:t>
-      </w:r>
-    </w:p>
-    <w:p>
-      <w:pPr>
-        <w:jc w:val="left"/>
-      </w:pPr>
-      <w:r>
-        <w:t>Für die anwaltliche Bearbeitung sollte zu diesem Punkt eine Belegspur angelegt werden: Dokument, Version, Datum, Verfasser, technische Quelle, rechtliche Relevanz und offene Rückfrage. Besonders gefährlich sind Formulierungen wie „selbstlernend“, „voll autonom“, „MDR-ready“, „sicher ohne Schutzzaun“ oder „keine personenbezogenen Daten“, wenn die technische Dokumentation das nicht trägt.</w:t>
-      </w:r>
-    </w:p>
-    <w:p>
-      <w:pPr>
-        <w:pStyle w:val="Heading3"/>
-      </w:pPr>
-      <w:r>
-        <w:rPr>
-          <w:rFonts w:ascii="Times New Roman" w:hAnsi="Times New Roman"/>
-        </w:rPr>
-        <w:t>Punkt 4</w:t>
-      </w:r>
-    </w:p>
-    <w:p>
-      <w:pPr>
-        <w:jc w:val="left"/>
-      </w:pPr>
-      <w:r>
-        <w:t>Im Gespräch mit Leonie Rottkamp, Bertram Kiendl und Jasper Rodenwald wurde deutlich, dass die Produktlinie nicht mit einer einzigen rechtlichen Schublade erfasst werden kann. Die Vellbruck Robotics GmbH liefert Hardware, Steuerungssoftware, Cloudfunktionen, Wartung und gelegentlich eine kundenspezifische Parametrisierung. Beim Betreiber Münchner Feinlogistik GmbH wurden Schutzfelder verändert, ohne dass klar ist, ob dies vom Admin-Panel gedeckt oder nur technisch möglich war. Der Pflegepilot im St.-Ludgerus-Klinikum München-Sendling verschärft die Lage, weil dort Sensorik, vulnerable Personen und medizinische Nähe zusammentreffen.</w:t>
-      </w:r>
-    </w:p>
-    <w:p>
-      <w:pPr>
-        <w:jc w:val="left"/>
-      </w:pPr>
-      <w:r>
-        <w:t>Für die anwaltliche Bearbeitung sollte zu diesem Punkt eine Belegspur angelegt werden: Dokument, Version, Datum, Verfasser, technische Quelle, rechtliche Relevanz und offene Rückfrage. Besonders gefährlich sind Formulierungen wie „selbstlernend“, „voll autonom“, „MDR-ready“, „sicher ohne Schutzzaun“ oder „keine personenbezogenen Daten“, wenn die technische Dokumentation das nicht trägt.</w:t>
-      </w:r>
-    </w:p>
-    <w:p>
-      <w:pPr>
-        <w:pStyle w:val="Heading3"/>
-      </w:pPr>
-      <w:r>
-        <w:rPr>
-          <w:rFonts w:ascii="Times New Roman" w:hAnsi="Times New Roman"/>
-        </w:rPr>
-        <w:t>Punkt 5</w:t>
-      </w:r>
-    </w:p>
-    <w:p>
-      <w:pPr>
-        <w:jc w:val="left"/>
-      </w:pPr>
-      <w:r>
-        <w:t>Im Gespräch mit Leonie Rottkamp, Bertram Kiendl und Jasper Rodenwald wurde deutlich, dass die Produktlinie nicht mit einer einzigen rechtlichen Schublade erfasst werden kann. Die Vellbruck Robotics GmbH liefert Hardware, Steuerungssoftware, Cloudfunktionen, Wartung und gelegentlich eine kundenspezifische Parametrisierung. Beim Betreiber Münchner Feinlogistik GmbH wurden Schutzfelder verändert, ohne dass klar ist, ob dies vom Admin-Panel gedeckt oder nur technisch möglich war. Der Pflegepilot im St.-Ludgerus-Klinikum München-Sendling verschärft die Lage, weil dort Sensorik, vulnerable Personen und medizinische Nähe zusammentreffen.</w:t>
-      </w:r>
-    </w:p>
-    <w:p>
-      <w:pPr>
-        <w:jc w:val="left"/>
-      </w:pPr>
-      <w:r>
-        <w:t>Für die anwaltliche Bearbeitung sollte zu diesem Punkt eine Belegspur angelegt werden: Dokument, Version, Datum, Verfasser, technische Quelle, rechtliche Relevanz und offene Rückfrage. Besonders gefährlich sind Formulierungen wie „selbstlernend“, „voll autonom“, „MDR-ready“, „sicher ohne Schutzzaun“ oder „keine personenbezogenen Daten“, wenn die technische Dokumentation das nicht trägt.</w:t>
-      </w:r>
-    </w:p>
-    <w:p>
-      <w:pPr>
-        <w:pStyle w:val="Heading3"/>
-      </w:pPr>
-      <w:r>
-        <w:rPr>
-          <w:rFonts w:ascii="Times New Roman" w:hAnsi="Times New Roman"/>
-        </w:rPr>
-        <w:t>Punkt 6</w:t>
-      </w:r>
-    </w:p>
-    <w:p>
-      <w:pPr>
-        <w:jc w:val="left"/>
-      </w:pPr>
-      <w:r>
-        <w:t>Im Gespräch mit Leonie Rottkamp, Bertram Kiendl und Jasper Rodenwald wurde deutlich, dass die Produktlinie nicht mit einer einzigen rechtlichen Schublade erfasst werden kann. Die Vellbruck Robotics GmbH liefert Hardware, Steuerungssoftware, Cloudfunktionen, Wartung und gelegentlich eine kundenspezifische Parametrisierung. Beim Betreiber Münchner Feinlogistik GmbH wurden Schutzfelder verändert, ohne dass klar ist, ob dies vom Admin-Panel gedeckt oder nur technisch möglich war. Der Pflegepilot im St.-Ludgerus-Klinikum München-Sendling verschärft die Lage, weil dort Sensorik, vulnerable Personen und medizinische Nähe zusammentreffen.</w:t>
-      </w:r>
-    </w:p>
-    <w:p>
-      <w:pPr>
-        <w:jc w:val="left"/>
-      </w:pPr>
-      <w:r>
-        <w:t>Für die anwaltliche Bearbeitung sollte zu diesem Punkt eine Belegspur angelegt werden: Dokument, Version, Datum, Verfasser, technische Quelle, rechtliche Relevanz und offene Rückfrage. Besonders gefährlich sind Formulierungen wie „selbstlernend“, „voll autonom“, „MDR-ready“, „sicher ohne Schutzzaun“ oder „keine personenbezogenen Daten“, wenn die technische Dokumentation das nicht trägt.</w:t>
-      </w:r>
-    </w:p>
-    <w:p>
-      <w:pPr>
-        <w:pStyle w:val="Heading3"/>
-      </w:pPr>
-      <w:r>
-        <w:rPr>
-          <w:rFonts w:ascii="Times New Roman" w:hAnsi="Times New Roman"/>
-        </w:rPr>
-        <w:t>Punkt 7</w:t>
-      </w:r>
-    </w:p>
-    <w:p>
-      <w:pPr>
-        <w:jc w:val="left"/>
-      </w:pPr>
-      <w:r>
-        <w:t>Im Gespräch mit Leonie Rottkamp, Bertram Kiendl und Jasper Rodenwald wurde deutlich, dass die Produktlinie nicht mit einer einzigen rechtlichen Schublade erfasst werden kann. Die Vellbruck Robotics GmbH liefert Hardware, Steuerungssoftware, Cloudfunktionen, Wartung und gelegentlich eine kundenspezifische Parametrisierung. Beim Betreiber Münchner Feinlogistik GmbH wurden Schutzfelder verändert, ohne dass klar ist, ob dies vom Admin-Panel gedeckt oder nur technisch möglich war. Der Pflegepilot im St.-Ludgerus-Klinikum München-Sendling verschärft die Lage, weil dort Sensorik, vulnerable Personen und medizinische Nähe zusammentreffen.</w:t>
-      </w:r>
-    </w:p>
-    <w:p>
-      <w:pPr>
-        <w:jc w:val="left"/>
-      </w:pPr>
-      <w:r>
-        <w:t>Für die anwaltliche Bearbeitung sollte zu diesem Punkt eine Belegspur angelegt werden: Dokument, Version, Datum, Verfasser, technische Quelle, rechtliche Relevanz und offene Rückfrage. Besonders gefährlich sind Formulierungen wie „selbstlernend“, „voll autonom“, „MDR-ready“, „sicher ohne Schutzzaun“ oder „keine personenbezogenen Daten“, wenn die technische Dokumentation das nicht trägt.</w:t>
+        <w:t>Das Konzept aus Aktenstück 18 wird um Mindestbesetzung und Alarmierungsketten ergänzt; die Besetzungslücke am 27.05.2026 wird in der Beweismatrix erfasst.</w:t>
       </w:r>
     </w:p>
     <w:p>
@@ -380,7 +225,7 @@
         <w:pStyle w:val="ListBullet"/>
       </w:pPr>
       <w:r>
-        <w:t>Welche Firmware war am Unfalltag tatsächlich aktiv?</w:t>
+        <w:t>Greifen KI-Ausgaben sicherheitsrelevant in die Schutzfeldlogik durch?</w:t>
       </w:r>
     </w:p>
     <w:p>
@@ -388,7 +233,7 @@
         <w:pStyle w:val="ListBullet"/>
       </w:pPr>
       <w:r>
-        <w:t>Welche Zweckbestimmung steht in der final ausgelieferten Anleitung?</w:t>
+        <w:t>Ab wann gilt die Betreiberänderung als wesentliche Änderung?</w:t>
       </w:r>
     </w:p>
     <w:p>
@@ -396,23 +241,7 @@
         <w:pStyle w:val="ListBullet"/>
       </w:pPr>
       <w:r>
-        <w:t>Welche Schutzfeldänderungen waren technisch möglich und vertraglich erlaubt?</w:t>
-      </w:r>
-    </w:p>
-    <w:p>
-      <w:pPr>
-        <w:pStyle w:val="ListBullet"/>
-      </w:pPr>
-      <w:r>
-        <w:t>Welche personenbezogenen Daten werden lokal, in der Cloud und in Supporttickets verarbeitet?</w:t>
-      </w:r>
-    </w:p>
-    <w:p>
-      <w:pPr>
-        <w:pStyle w:val="ListBullet"/>
-      </w:pPr>
-      <w:r>
-        <w:t>Welche Aussagen wurden gegenüber Kunden, Behörde und Versicherer bereits gemacht?</w:t>
+        <w:t>Welche Übergangsfristen der KI-VO sind für die Produkte maßgeblich?</w:t>
       </w:r>
     </w:p>
     <w:sectPr>
